--- a/Entrega 1 - Entendimiento del negocio y de los datos.docx
+++ b/Entrega 1 - Entendimiento del negocio y de los datos.docx
@@ -1873,93 +1873,6 @@
                 <w:sz w:val="17"/>
               </w:rPr>
               <w:t>2016–2023</w:t>
-            </w:r>
-          </w:p>
-        </w:tc>
-      </w:tr>
-      <w:tr>
-        <w:tc>
-          <w:tcPr>
-            <w:tcW w:type="dxa" w:w="1327"/>
-          </w:tcPr>
-          <w:p>
-            <w:pPr>
-              <w:jc w:val="left"/>
-            </w:pPr>
-            <w:r/>
-            <w:r>
-              <w:rPr>
-                <w:sz w:val="17"/>
-              </w:rPr>
-              <w:t>Equipo</w:t>
-            </w:r>
-          </w:p>
-        </w:tc>
-        <w:tc>
-          <w:tcPr>
-            <w:tcW w:type="dxa" w:w="3650"/>
-          </w:tcPr>
-          <w:p>
-            <w:pPr>
-              <w:jc w:val="center"/>
-            </w:pPr>
-            <w:r/>
-            <w:r>
-              <w:rPr>
-                <w:sz w:val="17"/>
-              </w:rPr>
-              <w:t>NYC Regents Exam Results</w:t>
-            </w:r>
-          </w:p>
-        </w:tc>
-        <w:tc>
-          <w:tcPr>
-            <w:tcW w:type="dxa" w:w="1438"/>
-          </w:tcPr>
-          <w:p>
-            <w:pPr>
-              <w:jc w:val="center"/>
-            </w:pPr>
-            <w:r/>
-            <w:r>
-              <w:rPr>
-                <w:sz w:val="17"/>
-              </w:rPr>
-              <w:t>82.964</w:t>
-            </w:r>
-          </w:p>
-        </w:tc>
-        <w:tc>
-          <w:tcPr>
-            <w:tcW w:type="dxa" w:w="885"/>
-          </w:tcPr>
-          <w:p>
-            <w:pPr>
-              <w:jc w:val="center"/>
-            </w:pPr>
-            <w:r/>
-            <w:r>
-              <w:rPr>
-                <w:sz w:val="17"/>
-              </w:rPr>
-              <w:t>18</w:t>
-            </w:r>
-          </w:p>
-        </w:tc>
-        <w:tc>
-          <w:tcPr>
-            <w:tcW w:type="dxa" w:w="1770"/>
-          </w:tcPr>
-          <w:p>
-            <w:pPr>
-              <w:jc w:val="center"/>
-            </w:pPr>
-            <w:r/>
-            <w:r>
-              <w:rPr>
-                <w:sz w:val="17"/>
-              </w:rPr>
-              <w:t>2015–2019</w:t>
             </w:r>
           </w:p>
         </w:tc>
@@ -2469,27 +2382,6 @@
     </w:p>
     <w:p>
       <w:pPr>
-        <w:spacing w:after="60"/>
-      </w:pPr>
-      <w:r>
-        <w:rPr>
-          <w:sz w:val="19"/>
-        </w:rPr>
-        <w:t xml:space="preserve">• NYC Regents Exam Results 2014-15 a 2018-19: </w:t>
-      </w:r>
-      <w:hyperlink r:id="rId19">
-        <w:r>
-          <w:rPr>
-            <w:color w:val="0563C1"/>
-            <w:u w:val="single"/>
-            <w:sz w:val="17"/>
-          </w:rPr>
-          <w:t>https://data.cityofnewyork.us/Education/2014-15-2018-19-NYC-Regents-Exam-Public/2h3w-9uj9/about_data</w:t>
-        </w:r>
-      </w:hyperlink>
-    </w:p>
-    <w:p>
-      <w:pPr>
         <w:pStyle w:val="Heading1"/>
         <w:keepNext/>
         <w:spacing w:before="360"/>
@@ -4663,93 +4555,6 @@
               <w:rPr>
                 <w:sz w:val="17"/>
               </w:rPr>
-              <w:t>Regents</w:t>
-            </w:r>
-          </w:p>
-        </w:tc>
-        <w:tc>
-          <w:tcPr>
-            <w:tcW w:type="dxa" w:w="1361"/>
-          </w:tcPr>
-          <w:p>
-            <w:pPr>
-              <w:jc w:val="center"/>
-            </w:pPr>
-            <w:r/>
-            <w:r>
-              <w:rPr>
-                <w:sz w:val="17"/>
-              </w:rPr>
-              <w:t>82.964</w:t>
-            </w:r>
-          </w:p>
-        </w:tc>
-        <w:tc>
-          <w:tcPr>
-            <w:tcW w:type="dxa" w:w="907"/>
-          </w:tcPr>
-          <w:p>
-            <w:pPr>
-              <w:jc w:val="center"/>
-            </w:pPr>
-            <w:r/>
-            <w:r>
-              <w:rPr>
-                <w:sz w:val="17"/>
-              </w:rPr>
-              <w:t>18</w:t>
-            </w:r>
-          </w:p>
-        </w:tc>
-        <w:tc>
-          <w:tcPr>
-            <w:tcW w:type="dxa" w:w="2608"/>
-          </w:tcPr>
-          <w:p>
-            <w:pPr>
-              <w:jc w:val="center"/>
-            </w:pPr>
-            <w:r/>
-            <w:r>
-              <w:rPr>
-                <w:sz w:val="17"/>
-              </w:rPr>
-              <w:t>2014-15 – 2018-19</w:t>
-            </w:r>
-          </w:p>
-        </w:tc>
-        <w:tc>
-          <w:tcPr>
-            <w:tcW w:type="dxa" w:w="1814"/>
-          </w:tcPr>
-          <w:p>
-            <w:pPr>
-              <w:jc w:val="center"/>
-            </w:pPr>
-            <w:r/>
-            <w:r>
-              <w:rPr>
-                <w:sz w:val="17"/>
-              </w:rPr>
-              <w:t>Institución-examen</w:t>
-            </w:r>
-          </w:p>
-        </w:tc>
-      </w:tr>
-      <w:tr>
-        <w:tc>
-          <w:tcPr>
-            <w:tcW w:type="dxa" w:w="2381"/>
-          </w:tcPr>
-          <w:p>
-            <w:pPr>
-              <w:jc w:val="left"/>
-            </w:pPr>
-            <w:r/>
-            <w:r>
-              <w:rPr>
-                <w:sz w:val="17"/>
-              </w:rPr>
               <w:t>Resultados SAT</w:t>
             </w:r>
           </w:p>
@@ -7835,7 +7640,7 @@
         <w:keepNext/>
       </w:pPr>
       <w:r>
-        <w:t>3.4.5 Educación: graduación, Regents y SAT</w:t>
+        <w:t>3.4.5 Educación: graduación y SAT</w:t>
       </w:r>
     </w:p>
     <w:tbl>
@@ -8242,7 +8047,7 @@
               <w:rPr>
                 <w:sz w:val="17"/>
               </w:rPr>
-              <w:t>School DBN (Regents y SAT)</w:t>
+              <w:t>School DBN (SAT)</w:t>
             </w:r>
           </w:p>
         </w:tc>
@@ -8277,112 +8082,6 @@
                 <w:sz w:val="17"/>
               </w:rPr>
               <w:t>Código de institución; el tercer carácter da el distrito</w:t>
-            </w:r>
-          </w:p>
-        </w:tc>
-      </w:tr>
-      <w:tr>
-        <w:tc>
-          <w:tcPr>
-            <w:tcW w:type="dxa" w:w="2494"/>
-          </w:tcPr>
-          <w:p>
-            <w:pPr>
-              <w:jc w:val="left"/>
-            </w:pPr>
-            <w:r/>
-            <w:r>
-              <w:rPr>
-                <w:sz w:val="17"/>
-              </w:rPr>
-              <w:t>Mean Score (Regents)</w:t>
-            </w:r>
-          </w:p>
-        </w:tc>
-        <w:tc>
-          <w:tcPr>
-            <w:tcW w:type="dxa" w:w="1077"/>
-          </w:tcPr>
-          <w:p>
-            <w:pPr>
-              <w:jc w:val="center"/>
-            </w:pPr>
-            <w:r/>
-            <w:r>
-              <w:rPr>
-                <w:sz w:val="17"/>
-              </w:rPr>
-              <w:t>double</w:t>
-            </w:r>
-          </w:p>
-        </w:tc>
-        <w:tc>
-          <w:tcPr>
-            <w:tcW w:type="dxa" w:w="5499"/>
-          </w:tcPr>
-          <w:p>
-            <w:pPr>
-              <w:jc w:val="center"/>
-            </w:pPr>
-            <w:r/>
-            <w:r>
-              <w:rPr>
-                <w:sz w:val="17"/>
-              </w:rPr>
-              <w:t>Puntaje medio del examen; admite el marcador «s»</w:t>
-            </w:r>
-          </w:p>
-        </w:tc>
-      </w:tr>
-      <w:tr>
-        <w:tc>
-          <w:tcPr>
-            <w:tcW w:type="dxa" w:w="2494"/>
-          </w:tcPr>
-          <w:p>
-            <w:pPr>
-              <w:jc w:val="left"/>
-            </w:pPr>
-            <w:r/>
-            <w:r>
-              <w:rPr>
-                <w:sz w:val="17"/>
-              </w:rPr>
-              <w:t>Total Tested (Regents)</w:t>
-            </w:r>
-          </w:p>
-        </w:tc>
-        <w:tc>
-          <w:tcPr>
-            <w:tcW w:type="dxa" w:w="1077"/>
-          </w:tcPr>
-          <w:p>
-            <w:pPr>
-              <w:jc w:val="center"/>
-            </w:pPr>
-            <w:r/>
-            <w:r>
-              <w:rPr>
-                <w:sz w:val="17"/>
-              </w:rPr>
-              <w:t>integer</w:t>
-            </w:r>
-          </w:p>
-        </w:tc>
-        <w:tc>
-          <w:tcPr>
-            <w:tcW w:type="dxa" w:w="5499"/>
-          </w:tcPr>
-          <w:p>
-            <w:pPr>
-              <w:jc w:val="center"/>
-            </w:pPr>
-            <w:r/>
-            <w:r>
-              <w:rPr>
-                <w:sz w:val="17"/>
-              </w:rPr>
-              <w:t>Número de estudiantes evaluados</w:t>
             </w:r>
           </w:p>
         </w:tc>
@@ -8503,7 +8202,7 @@
                     <pic:cNvPicPr/>
                   </pic:nvPicPr>
                   <pic:blipFill>
-                    <a:blip r:embed="rId20"/>
+                    <a:blip r:embed="rId19"/>
                     <a:stretch>
                       <a:fillRect/>
                     </a:stretch>
@@ -8578,7 +8277,7 @@
                     <pic:cNvPicPr/>
                   </pic:nvPicPr>
                   <pic:blipFill>
-                    <a:blip r:embed="rId21"/>
+                    <a:blip r:embed="rId20"/>
                     <a:stretch>
                       <a:fillRect/>
                     </a:stretch>
@@ -9454,7 +9153,7 @@
                     <pic:cNvPicPr/>
                   </pic:nvPicPr>
                   <pic:blipFill>
-                    <a:blip r:embed="rId22"/>
+                    <a:blip r:embed="rId21"/>
                     <a:stretch>
                       <a:fillRect/>
                     </a:stretch>
@@ -9529,7 +9228,7 @@
                     <pic:cNvPicPr/>
                   </pic:nvPicPr>
                   <pic:blipFill>
-                    <a:blip r:embed="rId23"/>
+                    <a:blip r:embed="rId22"/>
                     <a:stretch>
                       <a:fillRect/>
                     </a:stretch>
@@ -10162,7 +9861,7 @@
                     <pic:cNvPicPr/>
                   </pic:nvPicPr>
                   <pic:blipFill>
-                    <a:blip r:embed="rId24"/>
+                    <a:blip r:embed="rId23"/>
                     <a:stretch>
                       <a:fillRect/>
                     </a:stretch>
@@ -10237,7 +9936,7 @@
                     <pic:cNvPicPr/>
                   </pic:nvPicPr>
                   <pic:blipFill>
-                    <a:blip r:embed="rId25"/>
+                    <a:blip r:embed="rId24"/>
                     <a:stretch>
                       <a:fillRect/>
                     </a:stretch>
@@ -10312,7 +10011,7 @@
                     <pic:cNvPicPr/>
                   </pic:nvPicPr>
                   <pic:blipFill>
-                    <a:blip r:embed="rId26"/>
+                    <a:blip r:embed="rId25"/>
                     <a:stretch>
                       <a:fillRect/>
                     </a:stretch>
@@ -10387,7 +10086,7 @@
                     <pic:cNvPicPr/>
                   </pic:nvPicPr>
                   <pic:blipFill>
-                    <a:blip r:embed="rId27"/>
+                    <a:blip r:embed="rId26"/>
                     <a:stretch>
                       <a:fillRect/>
                     </a:stretch>
@@ -11125,7 +10824,7 @@
                     <pic:cNvPicPr/>
                   </pic:nvPicPr>
                   <pic:blipFill>
-                    <a:blip r:embed="rId28"/>
+                    <a:blip r:embed="rId27"/>
                     <a:stretch>
                       <a:fillRect/>
                     </a:stretch>
@@ -11210,7 +10909,7 @@
                     <pic:cNvPicPr/>
                   </pic:nvPicPr>
                   <pic:blipFill>
-                    <a:blip r:embed="rId29"/>
+                    <a:blip r:embed="rId28"/>
                     <a:stretch>
                       <a:fillRect/>
                     </a:stretch>
@@ -11940,7 +11639,7 @@
                     <pic:cNvPicPr/>
                   </pic:nvPicPr>
                   <pic:blipFill>
-                    <a:blip r:embed="rId30"/>
+                    <a:blip r:embed="rId29"/>
                     <a:stretch>
                       <a:fillRect/>
                     </a:stretch>
@@ -12583,7 +12282,7 @@
                     <pic:cNvPicPr/>
                   </pic:nvPicPr>
                   <pic:blipFill>
-                    <a:blip r:embed="rId31"/>
+                    <a:blip r:embed="rId30"/>
                     <a:stretch>
                       <a:fillRect/>
                     </a:stretch>
@@ -13095,7 +12794,7 @@
           <w:i w:val="0"/>
           <w:sz w:val="22"/>
         </w:rPr>
-        <w:t>Cabe preguntarse si recurrir a un único año introduce arbitrariedad. Se contrastan para ello tres mediciones distintas separadas por once años: el puntaje SAT de 2012 que figura en el enunciado, el puntaje medio de los exámenes Regents de 2019 y la tasa de graduación de la clase de 2023.</w:t>
+        <w:t>Cabe preguntarse si recurrir a un único año introduce arbitrariedad. Se contrastan para ello tres mediciones distintas separadas por once años: el puntaje SAT de 2012 que figura en el enunciado y la tasa de graduación de la clase de 2023.</w:t>
       </w:r>
     </w:p>
     <w:tbl>
@@ -13107,17 +12806,53 @@
         <w:tblLook w:firstColumn="1" w:firstRow="1" w:lastColumn="0" w:lastRow="0" w:noHBand="0" w:noVBand="1" w:val="04A0"/>
       </w:tblPr>
       <w:tblGrid>
-        <w:gridCol w:w="1344"/>
-        <w:gridCol w:w="1344"/>
-        <w:gridCol w:w="1344"/>
-        <w:gridCol w:w="1344"/>
-        <w:gridCol w:w="1344"/>
-        <w:gridCol w:w="1344"/>
-        <w:gridCol w:w="1344"/>
+        <w:gridCol w:w="1881"/>
+        <w:gridCol w:w="1881"/>
+        <w:gridCol w:w="1881"/>
+        <w:gridCol w:w="1881"/>
+        <w:gridCol w:w="1881"/>
       </w:tblGrid>
       <w:tr>
         <w:tc>
           <w:tcPr>
+            <w:tcW w:type="dxa" w:w="1814"/>
+            <w:shd w:fill="DCE6F1"/>
+          </w:tcPr>
+          <w:p>
+            <w:pPr>
+              <w:jc w:val="center"/>
+            </w:pPr>
+            <w:r/>
+            <w:r>
+              <w:rPr>
+                <w:b/>
+                <w:sz w:val="17"/>
+              </w:rPr>
+              <w:t>Distrito</w:t>
+            </w:r>
+          </w:p>
+        </w:tc>
+        <w:tc>
+          <w:tcPr>
+            <w:tcW w:type="dxa" w:w="1474"/>
+            <w:shd w:fill="DCE6F1"/>
+          </w:tcPr>
+          <w:p>
+            <w:pPr>
+              <w:jc w:val="center"/>
+            </w:pPr>
+            <w:r/>
+            <w:r>
+              <w:rPr>
+                <w:b/>
+                <w:sz w:val="17"/>
+              </w:rPr>
+              <w:t>SAT 2012</w:t>
+            </w:r>
+          </w:p>
+        </w:tc>
+        <w:tc>
+          <w:tcPr>
             <w:tcW w:type="dxa" w:w="1701"/>
             <w:shd w:fill="DCE6F1"/>
           </w:tcPr>
@@ -13131,13 +12866,13 @@
                 <w:b/>
                 <w:sz w:val="17"/>
               </w:rPr>
-              <w:t>Distrito</w:t>
-            </w:r>
-          </w:p>
-        </w:tc>
-        <w:tc>
-          <w:tcPr>
-            <w:tcW w:type="dxa" w:w="1247"/>
+              <w:t>Graduación 2023</w:t>
+            </w:r>
+          </w:p>
+        </w:tc>
+        <w:tc>
+          <w:tcPr>
+            <w:tcW w:type="dxa" w:w="1928"/>
             <w:shd w:fill="DCE6F1"/>
           </w:tcPr>
           <w:p>
@@ -13150,13 +12885,13 @@
                 <w:b/>
                 <w:sz w:val="17"/>
               </w:rPr>
-              <w:t>SAT 2012</w:t>
-            </w:r>
-          </w:p>
-        </w:tc>
-        <w:tc>
-          <w:tcPr>
-            <w:tcW w:type="dxa" w:w="1247"/>
+              <w:t>Puesto SAT 2012</w:t>
+            </w:r>
+          </w:p>
+        </w:tc>
+        <w:tc>
+          <w:tcPr>
+            <w:tcW w:type="dxa" w:w="2154"/>
             <w:shd w:fill="DCE6F1"/>
           </w:tcPr>
           <w:p>
@@ -13169,83 +12904,7 @@
                 <w:b/>
                 <w:sz w:val="17"/>
               </w:rPr>
-              <w:t>Regents 2019</w:t>
-            </w:r>
-          </w:p>
-        </w:tc>
-        <w:tc>
-          <w:tcPr>
-            <w:tcW w:type="dxa" w:w="1361"/>
-            <w:shd w:fill="DCE6F1"/>
-          </w:tcPr>
-          <w:p>
-            <w:pPr>
-              <w:jc w:val="center"/>
-            </w:pPr>
-            <w:r/>
-            <w:r>
-              <w:rPr>
-                <w:b/>
-                <w:sz w:val="17"/>
-              </w:rPr>
-              <w:t>Graduación 2023</w:t>
-            </w:r>
-          </w:p>
-        </w:tc>
-        <w:tc>
-          <w:tcPr>
-            <w:tcW w:type="dxa" w:w="1134"/>
-            <w:shd w:fill="DCE6F1"/>
-          </w:tcPr>
-          <w:p>
-            <w:pPr>
-              <w:jc w:val="center"/>
-            </w:pPr>
-            <w:r/>
-            <w:r>
-              <w:rPr>
-                <w:b/>
-                <w:sz w:val="17"/>
-              </w:rPr>
-              <w:t>Puesto SAT</w:t>
-            </w:r>
-          </w:p>
-        </w:tc>
-        <w:tc>
-          <w:tcPr>
-            <w:tcW w:type="dxa" w:w="1134"/>
-            <w:shd w:fill="DCE6F1"/>
-          </w:tcPr>
-          <w:p>
-            <w:pPr>
-              <w:jc w:val="center"/>
-            </w:pPr>
-            <w:r/>
-            <w:r>
-              <w:rPr>
-                <w:b/>
-                <w:sz w:val="17"/>
-              </w:rPr>
-              <w:t>Puesto Reg.</w:t>
-            </w:r>
-          </w:p>
-        </w:tc>
-        <w:tc>
-          <w:tcPr>
-            <w:tcW w:type="dxa" w:w="1247"/>
-            <w:shd w:fill="DCE6F1"/>
-          </w:tcPr>
-          <w:p>
-            <w:pPr>
-              <w:jc w:val="center"/>
-            </w:pPr>
-            <w:r/>
-            <w:r>
-              <w:rPr>
-                <w:b/>
-                <w:sz w:val="17"/>
-              </w:rPr>
-              <w:t>Puesto grad.</w:t>
+              <w:t>Puesto graduación 2023</w:t>
             </w:r>
           </w:p>
         </w:tc>
@@ -13253,61 +12912,44 @@
       <w:tr>
         <w:tc>
           <w:tcPr>
+            <w:tcW w:type="dxa" w:w="1814"/>
+          </w:tcPr>
+          <w:p>
+            <w:pPr>
+              <w:jc w:val="left"/>
+            </w:pPr>
+            <w:r/>
+            <w:r>
+              <w:rPr>
+                <w:sz w:val="17"/>
+              </w:rPr>
+              <w:t>Bronx</w:t>
+            </w:r>
+          </w:p>
+        </w:tc>
+        <w:tc>
+          <w:tcPr>
+            <w:tcW w:type="dxa" w:w="1474"/>
+          </w:tcPr>
+          <w:p>
+            <w:pPr>
+              <w:jc w:val="center"/>
+            </w:pPr>
+            <w:r/>
+            <w:r>
+              <w:rPr>
+                <w:sz w:val="17"/>
+              </w:rPr>
+              <w:t>1.144,6</w:t>
+            </w:r>
+          </w:p>
+        </w:tc>
+        <w:tc>
+          <w:tcPr>
             <w:tcW w:type="dxa" w:w="1701"/>
           </w:tcPr>
           <w:p>
             <w:pPr>
-              <w:jc w:val="left"/>
-            </w:pPr>
-            <w:r/>
-            <w:r>
-              <w:rPr>
-                <w:sz w:val="17"/>
-              </w:rPr>
-              <w:t>Bronx</w:t>
-            </w:r>
-          </w:p>
-        </w:tc>
-        <w:tc>
-          <w:tcPr>
-            <w:tcW w:type="dxa" w:w="1247"/>
-          </w:tcPr>
-          <w:p>
-            <w:pPr>
-              <w:jc w:val="center"/>
-            </w:pPr>
-            <w:r/>
-            <w:r>
-              <w:rPr>
-                <w:sz w:val="17"/>
-              </w:rPr>
-              <w:t>1.144,6</w:t>
-            </w:r>
-          </w:p>
-        </w:tc>
-        <w:tc>
-          <w:tcPr>
-            <w:tcW w:type="dxa" w:w="1247"/>
-          </w:tcPr>
-          <w:p>
-            <w:pPr>
-              <w:jc w:val="center"/>
-            </w:pPr>
-            <w:r/>
-            <w:r>
-              <w:rPr>
-                <w:sz w:val="17"/>
-              </w:rPr>
-              <w:t>66,8</w:t>
-            </w:r>
-          </w:p>
-        </w:tc>
-        <w:tc>
-          <w:tcPr>
-            <w:tcW w:type="dxa" w:w="1361"/>
-          </w:tcPr>
-          <w:p>
-            <w:pPr>
               <w:jc w:val="center"/>
             </w:pPr>
             <w:r/>
@@ -13321,7 +12963,7 @@
         </w:tc>
         <w:tc>
           <w:tcPr>
-            <w:tcW w:type="dxa" w:w="1134"/>
+            <w:tcW w:type="dxa" w:w="1928"/>
           </w:tcPr>
           <w:p>
             <w:pPr>
@@ -13338,24 +12980,7 @@
         </w:tc>
         <w:tc>
           <w:tcPr>
-            <w:tcW w:type="dxa" w:w="1134"/>
-          </w:tcPr>
-          <w:p>
-            <w:pPr>
-              <w:jc w:val="center"/>
-            </w:pPr>
-            <w:r/>
-            <w:r>
-              <w:rPr>
-                <w:sz w:val="17"/>
-              </w:rPr>
-              <w:t>1</w:t>
-            </w:r>
-          </w:p>
-        </w:tc>
-        <w:tc>
-          <w:tcPr>
-            <w:tcW w:type="dxa" w:w="1247"/>
+            <w:tcW w:type="dxa" w:w="2154"/>
           </w:tcPr>
           <w:p>
             <w:pPr>
@@ -13374,61 +12999,44 @@
       <w:tr>
         <w:tc>
           <w:tcPr>
+            <w:tcW w:type="dxa" w:w="1814"/>
+          </w:tcPr>
+          <w:p>
+            <w:pPr>
+              <w:jc w:val="left"/>
+            </w:pPr>
+            <w:r/>
+            <w:r>
+              <w:rPr>
+                <w:sz w:val="17"/>
+              </w:rPr>
+              <w:t>Brooklyn</w:t>
+            </w:r>
+          </w:p>
+        </w:tc>
+        <w:tc>
+          <w:tcPr>
+            <w:tcW w:type="dxa" w:w="1474"/>
+          </w:tcPr>
+          <w:p>
+            <w:pPr>
+              <w:jc w:val="center"/>
+            </w:pPr>
+            <w:r/>
+            <w:r>
+              <w:rPr>
+                <w:sz w:val="17"/>
+              </w:rPr>
+              <w:t>1.167,4</w:t>
+            </w:r>
+          </w:p>
+        </w:tc>
+        <w:tc>
+          <w:tcPr>
             <w:tcW w:type="dxa" w:w="1701"/>
           </w:tcPr>
           <w:p>
             <w:pPr>
-              <w:jc w:val="left"/>
-            </w:pPr>
-            <w:r/>
-            <w:r>
-              <w:rPr>
-                <w:sz w:val="17"/>
-              </w:rPr>
-              <w:t>Brooklyn</w:t>
-            </w:r>
-          </w:p>
-        </w:tc>
-        <w:tc>
-          <w:tcPr>
-            <w:tcW w:type="dxa" w:w="1247"/>
-          </w:tcPr>
-          <w:p>
-            <w:pPr>
-              <w:jc w:val="center"/>
-            </w:pPr>
-            <w:r/>
-            <w:r>
-              <w:rPr>
-                <w:sz w:val="17"/>
-              </w:rPr>
-              <w:t>1.167,4</w:t>
-            </w:r>
-          </w:p>
-        </w:tc>
-        <w:tc>
-          <w:tcPr>
-            <w:tcW w:type="dxa" w:w="1247"/>
-          </w:tcPr>
-          <w:p>
-            <w:pPr>
-              <w:jc w:val="center"/>
-            </w:pPr>
-            <w:r/>
-            <w:r>
-              <w:rPr>
-                <w:sz w:val="17"/>
-              </w:rPr>
-              <w:t>70,3</w:t>
-            </w:r>
-          </w:p>
-        </w:tc>
-        <w:tc>
-          <w:tcPr>
-            <w:tcW w:type="dxa" w:w="1361"/>
-          </w:tcPr>
-          <w:p>
-            <w:pPr>
               <w:jc w:val="center"/>
             </w:pPr>
             <w:r/>
@@ -13442,7 +13050,7 @@
         </w:tc>
         <w:tc>
           <w:tcPr>
-            <w:tcW w:type="dxa" w:w="1134"/>
+            <w:tcW w:type="dxa" w:w="1928"/>
           </w:tcPr>
           <w:p>
             <w:pPr>
@@ -13459,24 +13067,7 @@
         </w:tc>
         <w:tc>
           <w:tcPr>
-            <w:tcW w:type="dxa" w:w="1134"/>
-          </w:tcPr>
-          <w:p>
-            <w:pPr>
-              <w:jc w:val="center"/>
-            </w:pPr>
-            <w:r/>
-            <w:r>
-              <w:rPr>
-                <w:sz w:val="17"/>
-              </w:rPr>
-              <w:t>2</w:t>
-            </w:r>
-          </w:p>
-        </w:tc>
-        <w:tc>
-          <w:tcPr>
-            <w:tcW w:type="dxa" w:w="1247"/>
+            <w:tcW w:type="dxa" w:w="2154"/>
           </w:tcPr>
           <w:p>
             <w:pPr>
@@ -13495,61 +13086,44 @@
       <w:tr>
         <w:tc>
           <w:tcPr>
+            <w:tcW w:type="dxa" w:w="1814"/>
+          </w:tcPr>
+          <w:p>
+            <w:pPr>
+              <w:jc w:val="left"/>
+            </w:pPr>
+            <w:r/>
+            <w:r>
+              <w:rPr>
+                <w:sz w:val="17"/>
+              </w:rPr>
+              <w:t>Manhattan</w:t>
+            </w:r>
+          </w:p>
+        </w:tc>
+        <w:tc>
+          <w:tcPr>
+            <w:tcW w:type="dxa" w:w="1474"/>
+          </w:tcPr>
+          <w:p>
+            <w:pPr>
+              <w:jc w:val="center"/>
+            </w:pPr>
+            <w:r/>
+            <w:r>
+              <w:rPr>
+                <w:sz w:val="17"/>
+              </w:rPr>
+              <w:t>1.260,2</w:t>
+            </w:r>
+          </w:p>
+        </w:tc>
+        <w:tc>
+          <w:tcPr>
             <w:tcW w:type="dxa" w:w="1701"/>
           </w:tcPr>
           <w:p>
             <w:pPr>
-              <w:jc w:val="left"/>
-            </w:pPr>
-            <w:r/>
-            <w:r>
-              <w:rPr>
-                <w:sz w:val="17"/>
-              </w:rPr>
-              <w:t>Manhattan</w:t>
-            </w:r>
-          </w:p>
-        </w:tc>
-        <w:tc>
-          <w:tcPr>
-            <w:tcW w:type="dxa" w:w="1247"/>
-          </w:tcPr>
-          <w:p>
-            <w:pPr>
-              <w:jc w:val="center"/>
-            </w:pPr>
-            <w:r/>
-            <w:r>
-              <w:rPr>
-                <w:sz w:val="17"/>
-              </w:rPr>
-              <w:t>1.260,2</w:t>
-            </w:r>
-          </w:p>
-        </w:tc>
-        <w:tc>
-          <w:tcPr>
-            <w:tcW w:type="dxa" w:w="1247"/>
-          </w:tcPr>
-          <w:p>
-            <w:pPr>
-              <w:jc w:val="center"/>
-            </w:pPr>
-            <w:r/>
-            <w:r>
-              <w:rPr>
-                <w:sz w:val="17"/>
-              </w:rPr>
-              <w:t>72,7</w:t>
-            </w:r>
-          </w:p>
-        </w:tc>
-        <w:tc>
-          <w:tcPr>
-            <w:tcW w:type="dxa" w:w="1361"/>
-          </w:tcPr>
-          <w:p>
-            <w:pPr>
               <w:jc w:val="center"/>
             </w:pPr>
             <w:r/>
@@ -13563,7 +13137,7 @@
         </w:tc>
         <w:tc>
           <w:tcPr>
-            <w:tcW w:type="dxa" w:w="1134"/>
+            <w:tcW w:type="dxa" w:w="1928"/>
           </w:tcPr>
           <w:p>
             <w:pPr>
@@ -13580,24 +13154,7 @@
         </w:tc>
         <w:tc>
           <w:tcPr>
-            <w:tcW w:type="dxa" w:w="1134"/>
-          </w:tcPr>
-          <w:p>
-            <w:pPr>
-              <w:jc w:val="center"/>
-            </w:pPr>
-            <w:r/>
-            <w:r>
-              <w:rPr>
-                <w:sz w:val="17"/>
-              </w:rPr>
-              <w:t>5</w:t>
-            </w:r>
-          </w:p>
-        </w:tc>
-        <w:tc>
-          <w:tcPr>
-            <w:tcW w:type="dxa" w:w="1247"/>
+            <w:tcW w:type="dxa" w:w="2154"/>
           </w:tcPr>
           <w:p>
             <w:pPr>
@@ -13616,61 +13173,44 @@
       <w:tr>
         <w:tc>
           <w:tcPr>
+            <w:tcW w:type="dxa" w:w="1814"/>
+          </w:tcPr>
+          <w:p>
+            <w:pPr>
+              <w:jc w:val="left"/>
+            </w:pPr>
+            <w:r/>
+            <w:r>
+              <w:rPr>
+                <w:sz w:val="17"/>
+              </w:rPr>
+              <w:t>Queens</w:t>
+            </w:r>
+          </w:p>
+        </w:tc>
+        <w:tc>
+          <w:tcPr>
+            <w:tcW w:type="dxa" w:w="1474"/>
+          </w:tcPr>
+          <w:p>
+            <w:pPr>
+              <w:jc w:val="center"/>
+            </w:pPr>
+            <w:r/>
+            <w:r>
+              <w:rPr>
+                <w:sz w:val="17"/>
+              </w:rPr>
+              <w:t>1.275,4</w:t>
+            </w:r>
+          </w:p>
+        </w:tc>
+        <w:tc>
+          <w:tcPr>
             <w:tcW w:type="dxa" w:w="1701"/>
           </w:tcPr>
           <w:p>
             <w:pPr>
-              <w:jc w:val="left"/>
-            </w:pPr>
-            <w:r/>
-            <w:r>
-              <w:rPr>
-                <w:sz w:val="17"/>
-              </w:rPr>
-              <w:t>Queens</w:t>
-            </w:r>
-          </w:p>
-        </w:tc>
-        <w:tc>
-          <w:tcPr>
-            <w:tcW w:type="dxa" w:w="1247"/>
-          </w:tcPr>
-          <w:p>
-            <w:pPr>
-              <w:jc w:val="center"/>
-            </w:pPr>
-            <w:r/>
-            <w:r>
-              <w:rPr>
-                <w:sz w:val="17"/>
-              </w:rPr>
-              <w:t>1.275,4</w:t>
-            </w:r>
-          </w:p>
-        </w:tc>
-        <w:tc>
-          <w:tcPr>
-            <w:tcW w:type="dxa" w:w="1247"/>
-          </w:tcPr>
-          <w:p>
-            <w:pPr>
-              <w:jc w:val="center"/>
-            </w:pPr>
-            <w:r/>
-            <w:r>
-              <w:rPr>
-                <w:sz w:val="17"/>
-              </w:rPr>
-              <w:t>72,1</w:t>
-            </w:r>
-          </w:p>
-        </w:tc>
-        <w:tc>
-          <w:tcPr>
-            <w:tcW w:type="dxa" w:w="1361"/>
-          </w:tcPr>
-          <w:p>
-            <w:pPr>
               <w:jc w:val="center"/>
             </w:pPr>
             <w:r/>
@@ -13684,7 +13224,7 @@
         </w:tc>
         <w:tc>
           <w:tcPr>
-            <w:tcW w:type="dxa" w:w="1134"/>
+            <w:tcW w:type="dxa" w:w="1928"/>
           </w:tcPr>
           <w:p>
             <w:pPr>
@@ -13701,24 +13241,7 @@
         </w:tc>
         <w:tc>
           <w:tcPr>
-            <w:tcW w:type="dxa" w:w="1134"/>
-          </w:tcPr>
-          <w:p>
-            <w:pPr>
-              <w:jc w:val="center"/>
-            </w:pPr>
-            <w:r/>
-            <w:r>
-              <w:rPr>
-                <w:sz w:val="17"/>
-              </w:rPr>
-              <w:t>4</w:t>
-            </w:r>
-          </w:p>
-        </w:tc>
-        <w:tc>
-          <w:tcPr>
-            <w:tcW w:type="dxa" w:w="1247"/>
+            <w:tcW w:type="dxa" w:w="2154"/>
           </w:tcPr>
           <w:p>
             <w:pPr>
@@ -13737,61 +13260,44 @@
       <w:tr>
         <w:tc>
           <w:tcPr>
+            <w:tcW w:type="dxa" w:w="1814"/>
+          </w:tcPr>
+          <w:p>
+            <w:pPr>
+              <w:jc w:val="left"/>
+            </w:pPr>
+            <w:r/>
+            <w:r>
+              <w:rPr>
+                <w:sz w:val="17"/>
+              </w:rPr>
+              <w:t>Staten Island</w:t>
+            </w:r>
+          </w:p>
+        </w:tc>
+        <w:tc>
+          <w:tcPr>
+            <w:tcW w:type="dxa" w:w="1474"/>
+          </w:tcPr>
+          <w:p>
+            <w:pPr>
+              <w:jc w:val="center"/>
+            </w:pPr>
+            <w:r/>
+            <w:r>
+              <w:rPr>
+                <w:sz w:val="17"/>
+              </w:rPr>
+              <w:t>1.359,2</w:t>
+            </w:r>
+          </w:p>
+        </w:tc>
+        <w:tc>
+          <w:tcPr>
             <w:tcW w:type="dxa" w:w="1701"/>
           </w:tcPr>
           <w:p>
             <w:pPr>
-              <w:jc w:val="left"/>
-            </w:pPr>
-            <w:r/>
-            <w:r>
-              <w:rPr>
-                <w:sz w:val="17"/>
-              </w:rPr>
-              <w:t>Staten Island</w:t>
-            </w:r>
-          </w:p>
-        </w:tc>
-        <w:tc>
-          <w:tcPr>
-            <w:tcW w:type="dxa" w:w="1247"/>
-          </w:tcPr>
-          <w:p>
-            <w:pPr>
-              <w:jc w:val="center"/>
-            </w:pPr>
-            <w:r/>
-            <w:r>
-              <w:rPr>
-                <w:sz w:val="17"/>
-              </w:rPr>
-              <w:t>1.359,2</w:t>
-            </w:r>
-          </w:p>
-        </w:tc>
-        <w:tc>
-          <w:tcPr>
-            <w:tcW w:type="dxa" w:w="1247"/>
-          </w:tcPr>
-          <w:p>
-            <w:pPr>
-              <w:jc w:val="center"/>
-            </w:pPr>
-            <w:r/>
-            <w:r>
-              <w:rPr>
-                <w:sz w:val="17"/>
-              </w:rPr>
-              <w:t>71,9</w:t>
-            </w:r>
-          </w:p>
-        </w:tc>
-        <w:tc>
-          <w:tcPr>
-            <w:tcW w:type="dxa" w:w="1361"/>
-          </w:tcPr>
-          <w:p>
-            <w:pPr>
               <w:jc w:val="center"/>
             </w:pPr>
             <w:r/>
@@ -13805,7 +13311,7 @@
         </w:tc>
         <w:tc>
           <w:tcPr>
-            <w:tcW w:type="dxa" w:w="1134"/>
+            <w:tcW w:type="dxa" w:w="1928"/>
           </w:tcPr>
           <w:p>
             <w:pPr>
@@ -13822,24 +13328,7 @@
         </w:tc>
         <w:tc>
           <w:tcPr>
-            <w:tcW w:type="dxa" w:w="1134"/>
-          </w:tcPr>
-          <w:p>
-            <w:pPr>
-              <w:jc w:val="center"/>
-            </w:pPr>
-            <w:r/>
-            <w:r>
-              <w:rPr>
-                <w:sz w:val="17"/>
-              </w:rPr>
-              <w:t>3</w:t>
-            </w:r>
-          </w:p>
-        </w:tc>
-        <w:tc>
-          <w:tcPr>
-            <w:tcW w:type="dxa" w:w="1247"/>
+            <w:tcW w:type="dxa" w:w="2154"/>
           </w:tcPr>
           <w:p>
             <w:pPr>
@@ -13873,7 +13362,7 @@
           <w:i w:val="0"/>
           <w:sz w:val="22"/>
         </w:rPr>
-        <w:t>El resultado es parcialmente concluyente. El puntaje SAT de 2012 y la tasa de graduación de 2023 producen un ordenamiento idéntico, pese a mediar once años y tratarse de mediciones de naturaleza distinta. El examen Regents discrepa en Manhattan y Staten Island, lo que resulta atribuible a que mide la aprobación de exámenes concretos y depende de qué alumnos se presentan a cuáles.</w:t>
+        <w:t>El resultado es concluyente. Ambas mediciones producen un ordenamiento idéntico, pese a mediar once años entre ellas y a ser de naturaleza distinta: una evalúa el rendimiento en una prueba estandarizada y la otra la culminación efectiva de los estudios. El Bronx ocupa la última posición y Staten Island la primera en las dos.</w:t>
       </w:r>
     </w:p>
     <w:p>
@@ -13883,7 +13372,7 @@
           <w:i w:val="0"/>
           <w:sz w:val="22"/>
         </w:rPr>
-        <w:t>Las dos primeras posiciones desfavorables, Bronx y Brooklyn, son idénticas en las tres mediciones. Cabe concluir que la identificación del territorio educativamente más rezagado no depende del año ni del instrumento empleado, mientras que el ordenamiento entre los distritos de mejor desempeño sí es sensible a ambos factores.</w:t>
+        <w:t>Cabe concluir que la identificación del territorio educativamente más rezagado no depende del año ni del instrumento empleado: el ordenamiento constituye una característica estructural del territorio y no una fotografía coyuntural. Ello justifica que el conjunto SAT de 2012, aunque desfasado para el corte transversal, conserve valor como caracterización de fondo.</w:t>
       </w:r>
     </w:p>
     <w:p>
@@ -15209,7 +14698,7 @@
                     <pic:cNvPicPr/>
                   </pic:nvPicPr>
                   <pic:blipFill>
-                    <a:blip r:embed="rId32"/>
+                    <a:blip r:embed="rId31"/>
                     <a:stretch>
                       <a:fillRect/>
                     </a:stretch>
@@ -18150,76 +17639,6 @@
               <w:rPr>
                 <w:sz w:val="17"/>
               </w:rPr>
-              <w:t>Regents (puntaje medio)</w:t>
-            </w:r>
-          </w:p>
-        </w:tc>
-        <w:tc>
-          <w:tcPr>
-            <w:tcW w:type="dxa" w:w="2041"/>
-          </w:tcPr>
-          <w:p>
-            <w:pPr>
-              <w:jc w:val="center"/>
-            </w:pPr>
-            <w:r/>
-            <w:r>
-              <w:rPr>
-                <w:sz w:val="17"/>
-              </w:rPr>
-              <w:t>33.112</w:t>
-            </w:r>
-          </w:p>
-        </w:tc>
-        <w:tc>
-          <w:tcPr>
-            <w:tcW w:type="dxa" w:w="1814"/>
-          </w:tcPr>
-          <w:p>
-            <w:pPr>
-              <w:jc w:val="center"/>
-            </w:pPr>
-            <w:r/>
-            <w:r>
-              <w:rPr>
-                <w:sz w:val="17"/>
-              </w:rPr>
-              <w:t>82.964</w:t>
-            </w:r>
-          </w:p>
-        </w:tc>
-        <w:tc>
-          <w:tcPr>
-            <w:tcW w:type="dxa" w:w="2041"/>
-          </w:tcPr>
-          <w:p>
-            <w:pPr>
-              <w:jc w:val="center"/>
-            </w:pPr>
-            <w:r/>
-            <w:r>
-              <w:rPr>
-                <w:sz w:val="17"/>
-              </w:rPr>
-              <w:t>39,91%</w:t>
-            </w:r>
-          </w:p>
-        </w:tc>
-      </w:tr>
-      <w:tr>
-        <w:tc>
-          <w:tcPr>
-            <w:tcW w:type="dxa" w:w="3175"/>
-          </w:tcPr>
-          <w:p>
-            <w:pPr>
-              <w:jc w:val="left"/>
-            </w:pPr>
-            <w:r/>
-            <w:r>
-              <w:rPr>
-                <w:sz w:val="17"/>
-              </w:rPr>
               <w:t>Graduación (tasa)</w:t>
             </w:r>
           </w:p>
@@ -18364,7 +17783,7 @@
           <w:i w:val="0"/>
           <w:sz w:val="22"/>
         </w:rPr>
-        <w:t>El conteo de nulos sobre el conjunto SAT arrojaba cero ausencias en los seis atributos, lo que sugería una calidad perfecta. Un reporte de calidad que solo busque nulos pasaría por alto casi el 40% del conjunto de Regents.</w:t>
+        <w:t>El conteo de nulos sobre el conjunto SAT arrojaba cero ausencias en los seis atributos, lo que sugería una calidad perfecta. Un reporte de calidad que solo busque nulos pasaría por alto una cuarta parte del conjunto de graduación.</w:t>
       </w:r>
     </w:p>
     <w:p>
@@ -19056,7 +18475,7 @@
               <w:rPr>
                 <w:sz w:val="16"/>
               </w:rPr>
-              <w:t>Marcador «s» en Regents, graduación y SAT</w:t>
+              <w:t>Marcador «s» en graduación y SAT</w:t>
             </w:r>
           </w:p>
         </w:tc>
@@ -19073,7 +18492,7 @@
               <w:rPr>
                 <w:sz w:val="16"/>
               </w:rPr>
-              <w:t>hasta 39,91%</w:t>
+              <w:t>hasta 25,45%</w:t>
             </w:r>
           </w:p>
         </w:tc>
@@ -20207,7 +19626,7 @@
               <w:rPr>
                 <w:sz w:val="17"/>
               </w:rPr>
-              <w:t>Regents, graduación</w:t>
+              <w:t>Graduación</w:t>
             </w:r>
           </w:p>
         </w:tc>
@@ -20260,7 +19679,7 @@
               <w:rPr>
                 <w:sz w:val="17"/>
               </w:rPr>
-              <w:t>SAT, Regents</w:t>
+              <w:t>SAT</w:t>
             </w:r>
           </w:p>
         </w:tc>
@@ -20425,7 +19844,7 @@
         <w:rPr>
           <w:sz w:val="22"/>
         </w:rPr>
-        <w:t>Exclusión de las instituciones con puntaje suprimido en el cálculo de promedios educativos, y de aquellas sin estudiantes evaluados en el promedio ponderado de Regents.</w:t>
+        <w:t>Exclusión de las instituciones con puntaje suprimido en el cálculo de los promedios educativos, mediante una expresión regular que admite únicamente valores numéricos.</w:t>
       </w:r>
     </w:p>
     <w:p>
@@ -20689,28 +20108,6 @@
         <w:rPr>
           <w:sz w:val="19"/>
         </w:rPr>
-        <w:t xml:space="preserve">New York City Department of Education. NYC Regents Exam Results 2014-15 a 2018-19. NYC Open Data. </w:t>
-      </w:r>
-      <w:hyperlink r:id="rId19">
-        <w:r>
-          <w:rPr>
-            <w:color w:val="0563C1"/>
-            <w:u w:val="single"/>
-            <w:sz w:val="17"/>
-          </w:rPr>
-          <w:t>Disponible en línea</w:t>
-        </w:r>
-      </w:hyperlink>
-    </w:p>
-    <w:p>
-      <w:pPr>
-        <w:spacing w:after="100"/>
-        <w:ind w:left="567" w:hanging="567"/>
-      </w:pPr>
-      <w:r>
-        <w:rPr>
-          <w:sz w:val="19"/>
-        </w:rPr>
         <w:t xml:space="preserve">U.S. Census Bureau. American Community Survey 2023, Public Use Microdata Sample, New York. </w:t>
       </w:r>
       <w:hyperlink r:id="rId16">
@@ -20779,7 +20176,7 @@
         </w:rPr>
         <w:t xml:space="preserve">New York City Department of Transportation. Traffic Deaths Reach All-time Low, 2026. </w:t>
       </w:r>
-      <w:hyperlink r:id="rId33">
+      <w:hyperlink r:id="rId32">
         <w:r>
           <w:rPr>
             <w:color w:val="0563C1"/>
@@ -20801,7 +20198,7 @@
         </w:rPr>
         <w:t xml:space="preserve">New York City Department of Transportation. Vision Zero Reimagined: A New Action Plan for Road Safety, 2026. </w:t>
       </w:r>
-      <w:hyperlink r:id="rId34">
+      <w:hyperlink r:id="rId33">
         <w:r>
           <w:rPr>
             <w:color w:val="0563C1"/>
@@ -20823,7 +20220,7 @@
         </w:rPr>
         <w:t xml:space="preserve">New York City Department of City Planning. New York City's Population Estimates and Trends, julio de 2026. </w:t>
       </w:r>
-      <w:hyperlink r:id="rId35">
+      <w:hyperlink r:id="rId34">
         <w:r>
           <w:rPr>
             <w:color w:val="0563C1"/>
@@ -20845,7 +20242,7 @@
         </w:rPr>
         <w:t xml:space="preserve">Office of the New York City Comptroller. Annual State of the City's Economy and Finances 2025. </w:t>
       </w:r>
-      <w:hyperlink r:id="rId36">
+      <w:hyperlink r:id="rId35">
         <w:r>
           <w:rPr>
             <w:color w:val="0563C1"/>
@@ -20867,7 +20264,7 @@
         </w:rPr>
         <w:t xml:space="preserve">New York City Economic Development Corporation. State of the New York City Economy 2025. </w:t>
       </w:r>
-      <w:hyperlink r:id="rId37">
+      <w:hyperlink r:id="rId36">
         <w:r>
           <w:rPr>
             <w:color w:val="0563C1"/>
